--- a/toolnest/ToolNest_Documentation.docx
+++ b/toolnest/ToolNest_Documentation.docx
@@ -5182,6 +5182,56 @@
           <w:lang w:val="en-US" w:eastAsia="en-CM"/>
         </w:rPr>
         <w:t>ColorPicker.jsx</w:t>
+      </w:r>
+      <w:proofErr w:type="spellEnd"/>
+    </w:p>
+    <w:p>
+      <w:pPr>
+        <w:tabs>
+          <w:tab w:val="left" w:pos="916"/>
+          <w:tab w:val="left" w:pos="1832"/>
+          <w:tab w:val="left" w:pos="2748"/>
+          <w:tab w:val="left" w:pos="3664"/>
+          <w:tab w:val="left" w:pos="4580"/>
+          <w:tab w:val="left" w:pos="5496"/>
+          <w:tab w:val="left" w:pos="6412"/>
+          <w:tab w:val="left" w:pos="7328"/>
+          <w:tab w:val="left" w:pos="8244"/>
+          <w:tab w:val="left" w:pos="9160"/>
+          <w:tab w:val="left" w:pos="10076"/>
+          <w:tab w:val="left" w:pos="10992"/>
+          <w:tab w:val="left" w:pos="11908"/>
+          <w:tab w:val="left" w:pos="12824"/>
+          <w:tab w:val="left" w:pos="13740"/>
+          <w:tab w:val="left" w:pos="14656"/>
+        </w:tabs>
+        <w:spacing w:after="0" w:line="240" w:lineRule="auto"/>
+        <w:rPr>
+          <w:rFonts w:ascii="Courier New" w:eastAsia="Times New Roman" w:hAnsi="Courier New" w:cs="Courier New"/>
+          <w:sz w:val="20"/>
+          <w:szCs w:val="20"/>
+          <w:lang w:val="en-US" w:eastAsia="en-CM"/>
+        </w:rPr>
+      </w:pPr>
+      <w:r>
+        <w:rPr>
+          <w:rFonts w:ascii="Courier New" w:eastAsia="Times New Roman" w:hAnsi="Courier New" w:cs="Courier New"/>
+          <w:sz w:val="20"/>
+          <w:szCs w:val="20"/>
+          <w:lang w:val="en-US" w:eastAsia="en-CM"/>
+        </w:rPr>
+        <w:tab/>
+        <w:t xml:space="preserve">    |__ </w:t>
+      </w:r>
+      <w:proofErr w:type="spellStart"/>
+      <w:r>
+        <w:rPr>
+          <w:rFonts w:ascii="Courier New" w:eastAsia="Times New Roman" w:hAnsi="Courier New" w:cs="Courier New"/>
+          <w:sz w:val="20"/>
+          <w:szCs w:val="20"/>
+          <w:lang w:val="en-US" w:eastAsia="en-CM"/>
+        </w:rPr>
+        <w:t>FakeDataGenerator.jsx</w:t>
       </w:r>
       <w:proofErr w:type="spellEnd"/>
     </w:p>
@@ -6385,6 +6435,7 @@
           <w:szCs w:val="24"/>
           <w:lang w:eastAsia="en-CM"/>
         </w:rPr>
+        <w:lastRenderedPageBreak/>
         <w:t xml:space="preserve">The wildcard route displays a </w:t>
       </w:r>
       <w:proofErr w:type="spellStart"/>
@@ -6445,7 +6496,6 @@
           <w:szCs w:val="24"/>
           <w:lang w:eastAsia="en-CM"/>
         </w:rPr>
-        <w:lastRenderedPageBreak/>
         <w:t>Future tools will be registered here as they are implemented.</w:t>
       </w:r>
     </w:p>
@@ -7289,6 +7339,7 @@
           <w:szCs w:val="20"/>
           <w:lang w:eastAsia="en-CM"/>
         </w:rPr>
+        <w:lastRenderedPageBreak/>
         <w:t>ToolLayout</w:t>
       </w:r>
       <w:proofErr w:type="spellEnd"/>
@@ -7323,7 +7374,6 @@
           <w:szCs w:val="20"/>
           <w:lang w:eastAsia="en-CM"/>
         </w:rPr>
-        <w:lastRenderedPageBreak/>
         <w:t>title</w:t>
       </w:r>
     </w:p>
@@ -8042,6 +8092,7 @@
           <w:szCs w:val="24"/>
           <w:lang w:eastAsia="en-CM"/>
         </w:rPr>
+        <w:lastRenderedPageBreak/>
         <w:t>Purpose:</w:t>
       </w:r>
       <w:r>
@@ -8071,7 +8122,6 @@
           <w:szCs w:val="24"/>
           <w:lang w:eastAsia="en-CM"/>
         </w:rPr>
-        <w:lastRenderedPageBreak/>
         <w:t>The homepage introduces the platform and allows visitors to discover available tools.</w:t>
       </w:r>
     </w:p>
@@ -9281,6 +9331,7 @@
           <w:szCs w:val="36"/>
           <w:lang w:eastAsia="en-CM"/>
         </w:rPr>
+        <w:lastRenderedPageBreak/>
         <w:t>4.1 Separation of Responsibilities</w:t>
       </w:r>
     </w:p>
@@ -9301,7 +9352,6 @@
           <w:szCs w:val="24"/>
           <w:lang w:eastAsia="en-CM"/>
         </w:rPr>
-        <w:lastRenderedPageBreak/>
         <w:t>The application separates its responsibilities into four main areas.</w:t>
       </w:r>
     </w:p>
@@ -9739,6 +9789,7 @@
           <w:szCs w:val="24"/>
           <w:lang w:eastAsia="en-CM"/>
         </w:rPr>
+        <w:lastRenderedPageBreak/>
         <w:pict w14:anchorId="535321FF">
           <v:rect id="_x0000_i1029" style="width:0;height:1.5pt" o:hralign="center" o:hrstd="t" o:hr="t" fillcolor="#a0a0a0" stroked="f"/>
         </w:pict>
@@ -9768,7 +9819,6 @@
           <w:szCs w:val="48"/>
           <w:lang w:eastAsia="en-CM"/>
         </w:rPr>
-        <w:lastRenderedPageBreak/>
         <w:t>5. Routing and Navigation</w:t>
       </w:r>
     </w:p>
@@ -10576,6 +10626,7 @@
           <w:szCs w:val="24"/>
           <w:lang w:eastAsia="en-CM"/>
         </w:rPr>
+        <w:lastRenderedPageBreak/>
         <w:t xml:space="preserve">Tailwind's configured dark variant then activates the relevant </w:t>
       </w:r>
       <w:r>
@@ -10614,7 +10665,6 @@
           <w:szCs w:val="24"/>
           <w:lang w:eastAsia="en-CM"/>
         </w:rPr>
-        <w:lastRenderedPageBreak/>
         <w:t>For example:</w:t>
       </w:r>
     </w:p>
@@ -11420,6 +11470,7 @@
           <w:szCs w:val="24"/>
           <w:lang w:eastAsia="en-CM"/>
         </w:rPr>
+        <w:lastRenderedPageBreak/>
         <w:t>The implemented tool supports:</w:t>
       </w:r>
     </w:p>
@@ -11444,7 +11495,6 @@
           <w:szCs w:val="24"/>
           <w:lang w:eastAsia="en-CM"/>
         </w:rPr>
-        <w:lastRenderedPageBreak/>
         <w:t>Editing or pasting JSON.</w:t>
       </w:r>
     </w:p>
@@ -12908,7 +12958,7 @@
           <w:rFonts w:ascii="Times New Roman" w:eastAsia="Times New Roman" w:hAnsi="Times New Roman" w:cs="Times New Roman"/>
           <w:sz w:val="24"/>
           <w:szCs w:val="24"/>
-          <w:lang w:eastAsia="en-CM"/>
+          <w:lang w:val="en-US" w:eastAsia="en-CM"/>
         </w:rPr>
       </w:pPr>
       <w:r>
@@ -12929,7 +12979,16 @@
           <w:szCs w:val="24"/>
           <w:lang w:eastAsia="en-CM"/>
         </w:rPr>
-        <w:t xml:space="preserve"> Planned.</w:t>
+        <w:t xml:space="preserve"> </w:t>
+      </w:r>
+      <w:r>
+        <w:rPr>
+          <w:rFonts w:ascii="Times New Roman" w:eastAsia="Times New Roman" w:hAnsi="Times New Roman" w:cs="Times New Roman"/>
+          <w:sz w:val="24"/>
+          <w:szCs w:val="24"/>
+          <w:lang w:val="en-US" w:eastAsia="en-CM"/>
+        </w:rPr>
+        <w:t>Implemented</w:t>
       </w:r>
     </w:p>
     <w:p>
@@ -13217,7 +13276,7 @@
           <w:rFonts w:ascii="Times New Roman" w:eastAsia="Times New Roman" w:hAnsi="Times New Roman" w:cs="Times New Roman"/>
           <w:sz w:val="24"/>
           <w:szCs w:val="24"/>
-          <w:lang w:eastAsia="en-CM"/>
+          <w:lang w:val="en-US" w:eastAsia="en-CM"/>
         </w:rPr>
       </w:pPr>
       <w:r>
@@ -13238,7 +13297,16 @@
           <w:szCs w:val="24"/>
           <w:lang w:eastAsia="en-CM"/>
         </w:rPr>
-        <w:t xml:space="preserve"> Planned.</w:t>
+        <w:t xml:space="preserve"> </w:t>
+      </w:r>
+      <w:r>
+        <w:rPr>
+          <w:rFonts w:ascii="Times New Roman" w:eastAsia="Times New Roman" w:hAnsi="Times New Roman" w:cs="Times New Roman"/>
+          <w:sz w:val="24"/>
+          <w:szCs w:val="24"/>
+          <w:lang w:val="en-US" w:eastAsia="en-CM"/>
+        </w:rPr>
+        <w:t>Implemented</w:t>
       </w:r>
     </w:p>
     <w:p>
@@ -13536,7 +13604,7 @@
           <w:rFonts w:ascii="Times New Roman" w:eastAsia="Times New Roman" w:hAnsi="Times New Roman" w:cs="Times New Roman"/>
           <w:sz w:val="24"/>
           <w:szCs w:val="24"/>
-          <w:lang w:eastAsia="en-CM"/>
+          <w:lang w:val="en-US" w:eastAsia="en-CM"/>
         </w:rPr>
       </w:pPr>
       <w:r>
@@ -13557,7 +13625,16 @@
           <w:szCs w:val="24"/>
           <w:lang w:eastAsia="en-CM"/>
         </w:rPr>
-        <w:t xml:space="preserve"> Planned.</w:t>
+        <w:t xml:space="preserve"> </w:t>
+      </w:r>
+      <w:r>
+        <w:rPr>
+          <w:rFonts w:ascii="Times New Roman" w:eastAsia="Times New Roman" w:hAnsi="Times New Roman" w:cs="Times New Roman"/>
+          <w:sz w:val="24"/>
+          <w:szCs w:val="24"/>
+          <w:lang w:val="en-US" w:eastAsia="en-CM"/>
+        </w:rPr>
+        <w:t>Implemented</w:t>
       </w:r>
     </w:p>
     <w:p>
@@ -14118,7 +14195,7 @@
           <w:rFonts w:ascii="Times New Roman" w:eastAsia="Times New Roman" w:hAnsi="Times New Roman" w:cs="Times New Roman"/>
           <w:sz w:val="24"/>
           <w:szCs w:val="24"/>
-          <w:lang w:eastAsia="en-CM"/>
+          <w:lang w:val="en-US" w:eastAsia="en-CM"/>
         </w:rPr>
       </w:pPr>
       <w:r>
@@ -14139,7 +14216,16 @@
           <w:szCs w:val="24"/>
           <w:lang w:eastAsia="en-CM"/>
         </w:rPr>
-        <w:t xml:space="preserve"> Planned next.</w:t>
+        <w:t xml:space="preserve"> </w:t>
+      </w:r>
+      <w:r>
+        <w:rPr>
+          <w:rFonts w:ascii="Times New Roman" w:eastAsia="Times New Roman" w:hAnsi="Times New Roman" w:cs="Times New Roman"/>
+          <w:sz w:val="24"/>
+          <w:szCs w:val="24"/>
+          <w:lang w:val="en-US" w:eastAsia="en-CM"/>
+        </w:rPr>
+        <w:t>Implemented</w:t>
       </w:r>
     </w:p>
     <w:p>
@@ -14879,7 +14965,7 @@
           <w:rFonts w:ascii="Times New Roman" w:eastAsia="Times New Roman" w:hAnsi="Times New Roman" w:cs="Times New Roman"/>
           <w:sz w:val="24"/>
           <w:szCs w:val="24"/>
-          <w:lang w:eastAsia="en-CM"/>
+          <w:lang w:val="en-US" w:eastAsia="en-CM"/>
         </w:rPr>
       </w:pPr>
       <w:r>
@@ -14900,7 +14986,16 @@
           <w:szCs w:val="24"/>
           <w:lang w:eastAsia="en-CM"/>
         </w:rPr>
-        <w:t xml:space="preserve"> Planned.</w:t>
+        <w:t xml:space="preserve"> </w:t>
+      </w:r>
+      <w:r>
+        <w:rPr>
+          <w:rFonts w:ascii="Times New Roman" w:eastAsia="Times New Roman" w:hAnsi="Times New Roman" w:cs="Times New Roman"/>
+          <w:sz w:val="24"/>
+          <w:szCs w:val="24"/>
+          <w:lang w:val="en-US" w:eastAsia="en-CM"/>
+        </w:rPr>
+        <w:t>Implemented</w:t>
       </w:r>
     </w:p>
     <w:p>
@@ -15243,7 +15338,7 @@
           <w:rFonts w:ascii="Times New Roman" w:eastAsia="Times New Roman" w:hAnsi="Times New Roman" w:cs="Times New Roman"/>
           <w:sz w:val="24"/>
           <w:szCs w:val="24"/>
-          <w:lang w:eastAsia="en-CM"/>
+          <w:lang w:val="en-US" w:eastAsia="en-CM"/>
         </w:rPr>
       </w:pPr>
       <w:r>
@@ -15264,7 +15359,16 @@
           <w:szCs w:val="24"/>
           <w:lang w:eastAsia="en-CM"/>
         </w:rPr>
-        <w:t xml:space="preserve"> Planned.</w:t>
+        <w:t xml:space="preserve"> </w:t>
+      </w:r>
+      <w:r>
+        <w:rPr>
+          <w:rFonts w:ascii="Times New Roman" w:eastAsia="Times New Roman" w:hAnsi="Times New Roman" w:cs="Times New Roman"/>
+          <w:sz w:val="24"/>
+          <w:szCs w:val="24"/>
+          <w:lang w:val="en-US" w:eastAsia="en-CM"/>
+        </w:rPr>
+        <w:t>Implemented</w:t>
       </w:r>
     </w:p>
     <w:p>
@@ -15510,7 +15614,7 @@
           <w:rFonts w:ascii="Times New Roman" w:eastAsia="Times New Roman" w:hAnsi="Times New Roman" w:cs="Times New Roman"/>
           <w:sz w:val="24"/>
           <w:szCs w:val="24"/>
-          <w:lang w:eastAsia="en-CM"/>
+          <w:lang w:val="en-US" w:eastAsia="en-CM"/>
         </w:rPr>
       </w:pPr>
       <w:r>
@@ -15531,7 +15635,16 @@
           <w:szCs w:val="24"/>
           <w:lang w:eastAsia="en-CM"/>
         </w:rPr>
-        <w:t xml:space="preserve"> Planned.</w:t>
+        <w:t xml:space="preserve"> </w:t>
+      </w:r>
+      <w:r>
+        <w:rPr>
+          <w:rFonts w:ascii="Times New Roman" w:eastAsia="Times New Roman" w:hAnsi="Times New Roman" w:cs="Times New Roman"/>
+          <w:sz w:val="24"/>
+          <w:szCs w:val="24"/>
+          <w:lang w:val="en-US" w:eastAsia="en-CM"/>
+        </w:rPr>
+        <w:t>Implemented</w:t>
       </w:r>
     </w:p>
     <w:p>
@@ -22807,8 +22920,6 @@
               </w:rPr>
               <w:t>Implemented</w:t>
             </w:r>
-            <w:bookmarkStart w:id="0" w:name="_GoBack"/>
-            <w:bookmarkEnd w:id="0"/>
           </w:p>
         </w:tc>
       </w:tr>
@@ -23476,7 +23587,7 @@
           <w:rFonts w:ascii="Times New Roman" w:eastAsia="Times New Roman" w:hAnsi="Times New Roman" w:cs="Times New Roman"/>
           <w:sz w:val="24"/>
           <w:szCs w:val="24"/>
-          <w:lang w:eastAsia="en-CM"/>
+          <w:lang w:val="en-US" w:eastAsia="en-CM"/>
         </w:rPr>
       </w:pPr>
       <w:r>
@@ -23488,8 +23599,21 @@
           <w:szCs w:val="24"/>
           <w:lang w:eastAsia="en-CM"/>
         </w:rPr>
-        <w:t>Status: Next</w:t>
-      </w:r>
+        <w:t xml:space="preserve">Status: </w:t>
+      </w:r>
+      <w:r>
+        <w:rPr>
+          <w:rFonts w:ascii="Times New Roman" w:eastAsia="Times New Roman" w:hAnsi="Times New Roman" w:cs="Times New Roman"/>
+          <w:b/>
+          <w:bCs/>
+          <w:sz w:val="24"/>
+          <w:szCs w:val="24"/>
+          <w:lang w:val="en-US" w:eastAsia="en-CM"/>
+        </w:rPr>
+        <w:t>Completed</w:t>
+      </w:r>
+      <w:bookmarkStart w:id="0" w:name="_GoBack"/>
+      <w:bookmarkEnd w:id="0"/>
     </w:p>
     <w:p>
       <w:pPr>
